--- a/0045_product_catalogs/0045_product_catalogs.docx
+++ b/0045_product_catalogs/0045_product_catalogs.docx
@@ -2,7 +2,7 @@
 <file path=word/document.xml><?xml version="1.0" encoding="utf-8"?>
 <w:document xmlns:w="http://schemas.openxmlformats.org/wordprocessingml/2006/main" xmlns:m="http://schemas.openxmlformats.org/officeDocument/2006/math" xmlns:r="http://schemas.openxmlformats.org/officeDocument/2006/relationships" xmlns:o="urn:schemas-microsoft-com:office:office" xmlns:v="urn:schemas-microsoft-com:vml" xmlns:w10="urn:schemas-microsoft-com:office:word" xmlns:a="http://schemas.openxmlformats.org/drawingml/2006/main" xmlns:pic="http://schemas.openxmlformats.org/drawingml/2006/picture" xmlns:wp="http://schemas.openxmlformats.org/drawingml/2006/wordprocessingDrawing">
   <w:body>
-    <w:bookmarkStart w:id="55" w:name="iteration-0045-vendor-product-catalogs"/>
+    <w:bookmarkStart w:id="56" w:name="iteration-0045-vendor-product-catalogs"/>
     <w:p>
       <w:pPr>
         <w:pStyle w:val="Heading1"/>
@@ -13,20 +13,48 @@
     </w:p>
     <w:p>
       <w:pPr>
-        <w:pStyle w:val="FirstParagraph"/>
+        <w:pStyle w:val="Heading2"/>
+      </w:pPr>
+      <w:bookmarkStart w:id="9" w:name="X15fe45fd35a3898cec2809a953f74255a18bbe7"/>
+      <w:r>
+        <w:t xml:space="preserve">WARNING: AS-BUILT CORRECTION — 2026-06-07 (reconciled to live site + origin/main @ 34347c3c)</w:t>
+      </w:r>
+      <w:bookmarkEnd w:id="9"/>
+    </w:p>
+    <w:p>
+      <w:pPr>
+        <w:pStyle w:val="BlockText"/>
       </w:pPr>
       <w:r>
         <w:rPr>
           <w:b/>
           <w:bCs/>
         </w:rPr>
-        <w:t xml:space="preserve">Iteration number:</w:t>
-      </w:r>
-      <w:r>
-        <w:t xml:space="preserve"> </w:t>
-      </w:r>
-      <w:r>
-        <w:t xml:space="preserve">0045</w:t>
+        <w:t xml:space="preserve">This spec is HISTORICAL.</w:t>
+      </w:r>
+      <w:r>
+        <w:t xml:space="preserve"> </w:t>
+      </w:r>
+      <w:r>
+        <w:t xml:space="preserve">Authoritative current state = the live site (www.setnayan.com) + shipped code +</w:t>
+      </w:r>
+      <w:r>
+        <w:t xml:space="preserve"> </w:t>
+      </w:r>
+      <w:r>
+        <w:rPr>
+          <w:rStyle w:val="VerbatimChar"/>
+        </w:rPr>
+        <w:t xml:space="preserve">AS_BUILT_GROUND_TRUTH_2026-06-07.md</w:t>
+      </w:r>
+      <w:r>
+        <w:t xml:space="preserve">. Deltas vs what actually shipped:</w:t>
+      </w:r>
+      <w:r>
+        <w:t xml:space="preserve"> </w:t>
+      </w:r>
+      <w:r>
+        <w:t xml:space="preserve">-</w:t>
       </w:r>
       <w:r>
         <w:t xml:space="preserve"> </w:t>
@@ -36,13 +64,28 @@
           <w:b/>
           <w:bCs/>
         </w:rPr>
-        <w:t xml:space="preserve">Topic:</w:t>
-      </w:r>
-      <w:r>
-        <w:t xml:space="preserve"> </w:t>
-      </w:r>
-      <w:r>
-        <w:t xml:space="preserve">Per-vendor product catalog entities (specific dishes on a catering menu, specific drinks on a coffee booth menu, specific gowns in a designer’s portfolio, specific songs in a band’s repertoire) — the layer beneath attribute schemas</w:t>
+        <w:t xml:space="preserve">NOT BUILT</w:t>
+      </w:r>
+      <w:r>
+        <w:t xml:space="preserve"> </w:t>
+      </w:r>
+      <w:r>
+        <w:t xml:space="preserve">— the core</w:t>
+      </w:r>
+      <w:r>
+        <w:t xml:space="preserve"> </w:t>
+      </w:r>
+      <w:r>
+        <w:rPr>
+          <w:rStyle w:val="VerbatimChar"/>
+        </w:rPr>
+        <w:t xml:space="preserve">vendor_products</w:t>
+      </w:r>
+      <w:r>
+        <w:t xml:space="preserve"> </w:t>
+      </w:r>
+      <w:r>
+        <w:t xml:space="preserve">table does</w:t>
       </w:r>
       <w:r>
         <w:t xml:space="preserve"> </w:t>
@@ -52,6 +95,388 @@
           <w:b/>
           <w:bCs/>
         </w:rPr>
+        <w:t xml:space="preserve">not</w:t>
+      </w:r>
+      <w:r>
+        <w:t xml:space="preserve"> </w:t>
+      </w:r>
+      <w:r>
+        <w:t xml:space="preserve">exist (no migration, no code references), there is</w:t>
+      </w:r>
+      <w:r>
+        <w:t xml:space="preserve"> </w:t>
+      </w:r>
+      <w:r>
+        <w:rPr>
+          <w:b/>
+          <w:bCs/>
+        </w:rPr>
+        <w:t xml:space="preserve">no</w:t>
+      </w:r>
+      <w:r>
+        <w:t xml:space="preserve"> </w:t>
+      </w:r>
+      <w:r>
+        <w:rPr>
+          <w:rStyle w:val="VerbatimChar"/>
+        </w:rPr>
+        <w:t xml:space="preserve">/vendor-dashboard/catalog</w:t>
+      </w:r>
+      <w:r>
+        <w:t xml:space="preserve"> </w:t>
+      </w:r>
+      <w:r>
+        <w:t xml:space="preserve">editor, and</w:t>
+      </w:r>
+      <w:r>
+        <w:t xml:space="preserve"> </w:t>
+      </w:r>
+      <w:r>
+        <w:rPr>
+          <w:b/>
+          <w:bCs/>
+        </w:rPr>
+        <w:t xml:space="preserve">no</w:t>
+      </w:r>
+      <w:r>
+        <w:t xml:space="preserve"> </w:t>
+      </w:r>
+      <w:r>
+        <w:t xml:space="preserve">product-level cart line items (</w:t>
+      </w:r>
+      <w:r>
+        <w:rPr>
+          <w:rStyle w:val="VerbatimChar"/>
+        </w:rPr>
+        <w:t xml:space="preserve">vendor_product_id</w:t>
+      </w:r>
+      <w:r>
+        <w:t xml:space="preserve"> </w:t>
+      </w:r>
+      <w:r>
+        <w:t xml:space="preserve">/</w:t>
+      </w:r>
+      <w:r>
+        <w:t xml:space="preserve"> </w:t>
+      </w:r>
+      <w:r>
+        <w:rPr>
+          <w:rStyle w:val="VerbatimChar"/>
+        </w:rPr>
+        <w:t xml:space="preserve">product_name_snapshot</w:t>
+      </w:r>
+      <w:r>
+        <w:t xml:space="preserve"> </w:t>
+      </w:r>
+      <w:r>
+        <w:t xml:space="preserve">are absent from 0034’s schema). The entire generic per-vendor product-catalog layer is unshipped.</w:t>
+      </w:r>
+      <w:r>
+        <w:t xml:space="preserve"> </w:t>
+      </w:r>
+      <w:r>
+        <w:t xml:space="preserve">-</w:t>
+      </w:r>
+      <w:r>
+        <w:t xml:space="preserve"> </w:t>
+      </w:r>
+      <w:r>
+        <w:rPr>
+          <w:b/>
+          <w:bCs/>
+        </w:rPr>
+        <w:t xml:space="preserve">Only shipped slice = the band repertoire</w:t>
+      </w:r>
+      <w:r>
+        <w:t xml:space="preserve"> </w:t>
+      </w:r>
+      <w:r>
+        <w:t xml:space="preserve">—</w:t>
+      </w:r>
+      <w:r>
+        <w:t xml:space="preserve"> </w:t>
+      </w:r>
+      <w:r>
+        <w:rPr>
+          <w:rStyle w:val="VerbatimChar"/>
+        </w:rPr>
+        <w:t xml:space="preserve">/vendor-dashboard/repertoire</w:t>
+      </w:r>
+      <w:r>
+        <w:t xml:space="preserve"> </w:t>
+      </w:r>
+      <w:r>
+        <w:t xml:space="preserve">backed by</w:t>
+      </w:r>
+      <w:r>
+        <w:t xml:space="preserve"> </w:t>
+      </w:r>
+      <w:r>
+        <w:rPr>
+          <w:rStyle w:val="VerbatimChar"/>
+        </w:rPr>
+        <w:t xml:space="preserve">vendor_songs</w:t>
+      </w:r>
+      <w:r>
+        <w:t xml:space="preserve"> </w:t>
+      </w:r>
+      <w:r>
+        <w:t xml:space="preserve">+ the master</w:t>
+      </w:r>
+      <w:r>
+        <w:t xml:space="preserve"> </w:t>
+      </w:r>
+      <w:r>
+        <w:rPr>
+          <w:rStyle w:val="VerbatimChar"/>
+        </w:rPr>
+        <w:t xml:space="preserve">songs</w:t>
+      </w:r>
+      <w:r>
+        <w:t xml:space="preserve"> </w:t>
+      </w:r>
+      <w:r>
+        <w:t xml:space="preserve">catalogue (migrations</w:t>
+      </w:r>
+      <w:r>
+        <w:t xml:space="preserve"> </w:t>
+      </w:r>
+      <w:r>
+        <w:rPr>
+          <w:rStyle w:val="VerbatimChar"/>
+        </w:rPr>
+        <w:t xml:space="preserve">20260731…</w:t>
+      </w:r>
+      <w:r>
+        <w:t xml:space="preserve"> </w:t>
+      </w:r>
+      <w:r>
+        <w:t xml:space="preserve">+</w:t>
+      </w:r>
+      <w:r>
+        <w:t xml:space="preserve"> </w:t>
+      </w:r>
+      <w:r>
+        <w:rPr>
+          <w:rStyle w:val="VerbatimChar"/>
+        </w:rPr>
+        <w:t xml:space="preserve">20260828…</w:t>
+      </w:r>
+      <w:r>
+        <w:t xml:space="preserve">). This is the one product-catalog-like surface; it covers the</w:t>
+      </w:r>
+      <w:r>
+        <w:t xml:space="preserve"> </w:t>
+      </w:r>
+      <w:r>
+        <w:rPr>
+          <w:rStyle w:val="VerbatimChar"/>
+        </w:rPr>
+        <w:t xml:space="preserve">band_live_music</w:t>
+      </w:r>
+      <w:r>
+        <w:t xml:space="preserve"> </w:t>
+      </w:r>
+      <w:r>
+        <w:t xml:space="preserve">“songs in repertoire”</w:t>
+      </w:r>
+      <w:r>
+        <w:t xml:space="preserve"> </w:t>
+      </w:r>
+      <w:r>
+        <w:t xml:space="preserve">row only, not the other ~19 product categories (catering dishes, coffee drinks, gowns, vehicles, etc.).</w:t>
+      </w:r>
+      <w:r>
+        <w:t xml:space="preserve"> </w:t>
+      </w:r>
+      <w:r>
+        <w:t xml:space="preserve">-</w:t>
+      </w:r>
+      <w:r>
+        <w:t xml:space="preserve"> </w:t>
+      </w:r>
+      <w:r>
+        <w:rPr>
+          <w:b/>
+          <w:bCs/>
+        </w:rPr>
+        <w:t xml:space="preserve">No product-level SEO URLs</w:t>
+      </w:r>
+      <w:r>
+        <w:t xml:space="preserve"> </w:t>
+      </w:r>
+      <w:r>
+        <w:t xml:space="preserve">(</w:t>
+      </w:r>
+      <w:r>
+        <w:rPr>
+          <w:rStyle w:val="VerbatimChar"/>
+        </w:rPr>
+        <w:t xml:space="preserve">/v/{vendor}/products/{product}</w:t>
+      </w:r>
+      <w:r>
+        <w:t xml:space="preserve">), no</w:t>
+      </w:r>
+      <w:r>
+        <w:t xml:space="preserve"> </w:t>
+      </w:r>
+      <w:r>
+        <w:t xml:space="preserve">“Used at N real weddings”</w:t>
+      </w:r>
+      <w:r>
+        <w:t xml:space="preserve"> </w:t>
+      </w:r>
+      <w:r>
+        <w:t xml:space="preserve">product badge (depends on 0046 showcase, also unbuilt), no faith-incompatible-product flagging.</w:t>
+      </w:r>
+      <w:r>
+        <w:t xml:space="preserve"> </w:t>
+      </w:r>
+      <w:r>
+        <w:t xml:space="preserve">- Cross-references to a</w:t>
+      </w:r>
+      <w:r>
+        <w:t xml:space="preserve"> </w:t>
+      </w:r>
+      <w:r>
+        <w:rPr>
+          <w:b/>
+          <w:bCs/>
+        </w:rPr>
+        <w:t xml:space="preserve">5% Setnayan Pay</w:t>
+      </w:r>
+      <w:r>
+        <w:t xml:space="preserve"> </w:t>
+      </w:r>
+      <w:r>
+        <w:t xml:space="preserve">flow are retired — commission is</w:t>
+      </w:r>
+      <w:r>
+        <w:t xml:space="preserve"> </w:t>
+      </w:r>
+      <w:r>
+        <w:rPr>
+          <w:b/>
+          <w:bCs/>
+        </w:rPr>
+        <w:t xml:space="preserve">0%</w:t>
+      </w:r>
+      <w:r>
+        <w:t xml:space="preserve"> </w:t>
+      </w:r>
+      <w:r>
+        <w:t xml:space="preserve">and vendor↔customer money is</w:t>
+      </w:r>
+      <w:r>
+        <w:t xml:space="preserve"> </w:t>
+      </w:r>
+      <w:r>
+        <w:rPr>
+          <w:b/>
+          <w:bCs/>
+        </w:rPr>
+        <w:t xml:space="preserve">off-platform</w:t>
+      </w:r>
+      <w:r>
+        <w:t xml:space="preserve">.</w:t>
+      </w:r>
+      <w:r>
+        <w:t xml:space="preserve"> </w:t>
+      </w:r>
+      <w:r>
+        <w:t xml:space="preserve">- The Setnayan first-party SKUs this spec lists (Pakanta, Pailaw/Live Background, Custom Monogram→Animated Monogram, Save-the-Date) ship as in-app services via 0034 apply-then-pay,</w:t>
+      </w:r>
+      <w:r>
+        <w:t xml:space="preserve"> </w:t>
+      </w:r>
+      <w:r>
+        <w:rPr>
+          <w:b/>
+          <w:bCs/>
+        </w:rPr>
+        <w:t xml:space="preserve">not</w:t>
+      </w:r>
+      <w:r>
+        <w:t xml:space="preserve"> </w:t>
+      </w:r>
+      <w:r>
+        <w:t xml:space="preserve">via this</w:t>
+      </w:r>
+      <w:r>
+        <w:t xml:space="preserve"> </w:t>
+      </w:r>
+      <w:r>
+        <w:rPr>
+          <w:rStyle w:val="VerbatimChar"/>
+        </w:rPr>
+        <w:t xml:space="preserve">vendor_products</w:t>
+      </w:r>
+      <w:r>
+        <w:t xml:space="preserve"> </w:t>
+      </w:r>
+      <w:r>
+        <w:t xml:space="preserve">schema.</w:t>
+      </w:r>
+    </w:p>
+    <w:p>
+      <w:pPr>
+        <w:pStyle w:val="BlockText"/>
+      </w:pPr>
+      <w:r>
+        <w:t xml:space="preserve">When this body disagrees with the above,</w:t>
+      </w:r>
+      <w:r>
+        <w:t xml:space="preserve"> </w:t>
+      </w:r>
+      <w:r>
+        <w:rPr>
+          <w:b/>
+          <w:bCs/>
+        </w:rPr>
+        <w:t xml:space="preserve">the above wins.</w:t>
+      </w:r>
+    </w:p>
+    <w:p>
+      <w:pPr>
+        <w:pStyle w:val="FirstParagraph"/>
+      </w:pPr>
+      <w:r>
+        <w:rPr>
+          <w:b/>
+          <w:bCs/>
+        </w:rPr>
+        <w:t xml:space="preserve">Iteration number:</w:t>
+      </w:r>
+      <w:r>
+        <w:t xml:space="preserve"> </w:t>
+      </w:r>
+      <w:r>
+        <w:t xml:space="preserve">0045</w:t>
+      </w:r>
+      <w:r>
+        <w:t xml:space="preserve"> </w:t>
+      </w:r>
+      <w:r>
+        <w:rPr>
+          <w:b/>
+          <w:bCs/>
+        </w:rPr>
+        <w:t xml:space="preserve">Topic:</w:t>
+      </w:r>
+      <w:r>
+        <w:t xml:space="preserve"> </w:t>
+      </w:r>
+      <w:r>
+        <w:t xml:space="preserve">Per-vendor product catalog entities (specific dishes on a catering menu, specific drinks on a coffee booth menu, specific gowns in a designer’s portfolio, specific songs in a band’s repertoire) — the layer beneath attribute schemas</w:t>
+      </w:r>
+      <w:r>
+        <w:t xml:space="preserve"> </w:t>
+      </w:r>
+      <w:r>
+        <w:rPr>
+          <w:b/>
+          <w:bCs/>
+        </w:rPr>
         <w:t xml:space="preserve">Surface:</w:t>
       </w:r>
       <w:r>
@@ -60,7 +485,7 @@
       <w:r>
         <w:t xml:space="preserve">Vendor dashboard catalog management (</w:t>
       </w:r>
-      <w:hyperlink r:id="rId9">
+      <w:hyperlink r:id="rId10">
         <w:r>
           <w:rPr>
             <w:rStyle w:val="Hyperlink"/>
@@ -71,7 +496,7 @@
       <w:r>
         <w:t xml:space="preserve">) + couple-facing product-level filters + cart integration (</w:t>
       </w:r>
-      <w:hyperlink r:id="rId10">
+      <w:hyperlink r:id="rId11">
         <w:r>
           <w:rPr>
             <w:rStyle w:val="Hyperlink"/>
@@ -133,7 +558,7 @@
       <w:r>
         <w:t xml:space="preserve"> </w:t>
       </w:r>
-      <w:hyperlink r:id="rId11">
+      <w:hyperlink r:id="rId12">
         <w:r>
           <w:rPr>
             <w:rStyle w:val="Hyperlink"/>
@@ -203,7 +628,7 @@
         </w:pict>
       </w:r>
     </w:p>
-    <w:bookmarkStart w:id="14" w:name="what-this-iteration-ships"/>
+    <w:bookmarkStart w:id="15" w:name="what-this-iteration-ships"/>
     <w:p>
       <w:pPr>
         <w:pStyle w:val="Heading2"/>
@@ -275,7 +700,7 @@
       <w:r>
         <w:t xml:space="preserve"> </w:t>
       </w:r>
-      <w:hyperlink r:id="rId11">
+      <w:hyperlink r:id="rId12">
         <w:r>
           <w:rPr>
             <w:rStyle w:val="Hyperlink"/>
@@ -393,7 +818,7 @@
       <w:r>
         <w:t xml:space="preserve"> </w:t>
       </w:r>
-      <w:hyperlink r:id="rId12">
+      <w:hyperlink r:id="rId13">
         <w:r>
           <w:rPr>
             <w:rStyle w:val="Hyperlink"/>
@@ -410,7 +835,7 @@
       <w:r>
         <w:t xml:space="preserve"> </w:t>
       </w:r>
-      <w:hyperlink r:id="rId13">
+      <w:hyperlink r:id="rId14">
         <w:r>
           <w:rPr>
             <w:rStyle w:val="Hyperlink"/>
@@ -529,8 +954,8 @@
         </w:pict>
       </w:r>
     </w:p>
-    <w:bookmarkEnd w:id="14"/>
-    <w:bookmarkStart w:id="17" w:name="schema"/>
+    <w:bookmarkEnd w:id="15"/>
+    <w:bookmarkStart w:id="18" w:name="schema"/>
     <w:p>
       <w:pPr>
         <w:pStyle w:val="Heading2"/>
@@ -539,7 +964,7 @@
         <w:t xml:space="preserve">Schema</w:t>
       </w:r>
     </w:p>
-    <w:bookmarkStart w:id="15" w:name="vendor_products-table-new"/>
+    <w:bookmarkStart w:id="16" w:name="vendor_products-table-new"/>
     <w:p>
       <w:pPr>
         <w:pStyle w:val="Heading3"/>
@@ -1635,8 +2060,8 @@
         <w:t xml:space="preserve">). The JSONB GIN index enables faceted filtering on per-product attributes.</w:t>
       </w:r>
     </w:p>
-    <w:bookmarkEnd w:id="15"/>
-    <w:bookmarkStart w:id="16" w:name="Xd6c3dd959dcbc44e531a787d835826079c44dbc"/>
+    <w:bookmarkEnd w:id="16"/>
+    <w:bookmarkStart w:id="17" w:name="Xd6c3dd959dcbc44e531a787d835826079c44dbc"/>
     <w:p>
       <w:pPr>
         <w:pStyle w:val="Heading3"/>
@@ -1656,7 +2081,7 @@
       <w:r>
         <w:t xml:space="preserve"> </w:t>
       </w:r>
-      <w:hyperlink r:id="rId11">
+      <w:hyperlink r:id="rId12">
         <w:r>
           <w:rPr>
             <w:rStyle w:val="Hyperlink"/>
@@ -1964,9 +2389,9 @@
         </w:pict>
       </w:r>
     </w:p>
-    <w:bookmarkEnd w:id="16"/>
     <w:bookmarkEnd w:id="17"/>
-    <w:bookmarkStart w:id="20" w:name="X943aa920567d006ad068ff20634806a7c783c49"/>
+    <w:bookmarkEnd w:id="18"/>
+    <w:bookmarkStart w:id="21" w:name="X943aa920567d006ad068ff20634806a7c783c49"/>
     <w:p>
       <w:pPr>
         <w:pStyle w:val="Heading2"/>
@@ -1993,7 +2418,7 @@
         <w:t xml:space="preserve">have product catalogs (everything sold as discrete items). The rest are package-based (photographers sell hours of coverage, officiants sell ceremonies — single service unit, attributes alone suffice).</w:t>
       </w:r>
     </w:p>
-    <w:bookmarkStart w:id="18" w:name="Xeee44ea5d2c0fab04e3a74d208df3360c6a7626"/>
+    <w:bookmarkStart w:id="19" w:name="Xeee44ea5d2c0fab04e3a74d208df3360c6a7626"/>
     <w:p>
       <w:pPr>
         <w:pStyle w:val="Heading3"/>
@@ -4098,8 +4523,8 @@
         </w:tc>
       </w:tr>
     </w:tbl>
-    <w:bookmarkEnd w:id="18"/>
-    <w:bookmarkStart w:id="19" w:name="Xe20e977255a335571edeae9d206d2ed6e71f20b"/>
+    <w:bookmarkEnd w:id="19"/>
+    <w:bookmarkStart w:id="20" w:name="Xe20e977255a335571edeae9d206d2ed6e71f20b"/>
     <w:p>
       <w:pPr>
         <w:pStyle w:val="Heading3"/>
@@ -4394,9 +4819,9 @@
         </w:pict>
       </w:r>
     </w:p>
-    <w:bookmarkEnd w:id="19"/>
     <w:bookmarkEnd w:id="20"/>
-    <w:bookmarkStart w:id="27" w:name="per-category-product-schema-examples"/>
+    <w:bookmarkEnd w:id="21"/>
+    <w:bookmarkStart w:id="28" w:name="per-category-product-schema-examples"/>
     <w:p>
       <w:pPr>
         <w:pStyle w:val="Heading2"/>
@@ -4405,7 +4830,7 @@
         <w:t xml:space="preserve">Per-category product schema examples</w:t>
       </w:r>
     </w:p>
-    <w:bookmarkStart w:id="21" w:name="catering-product-a-dish-on-the-menu"/>
+    <w:bookmarkStart w:id="22" w:name="catering-product-a-dish-on-the-menu"/>
     <w:p>
       <w:pPr>
         <w:pStyle w:val="Heading3"/>
@@ -4641,8 +5066,8 @@
         <w:t xml:space="preserve">}</w:t>
       </w:r>
     </w:p>
-    <w:bookmarkEnd w:id="21"/>
-    <w:bookmarkStart w:id="22" w:name="coffee_booth-product-a-drink-on-the-menu"/>
+    <w:bookmarkEnd w:id="22"/>
+    <w:bookmarkStart w:id="23" w:name="coffee_booth-product-a-drink-on-the-menu"/>
     <w:p>
       <w:pPr>
         <w:pStyle w:val="Heading3"/>
@@ -4806,8 +5231,8 @@
         <w:t xml:space="preserve">}</w:t>
       </w:r>
     </w:p>
-    <w:bookmarkEnd w:id="22"/>
-    <w:bookmarkStart w:id="23" w:name="mobile_bar-product-a-cocktail-offered"/>
+    <w:bookmarkEnd w:id="23"/>
+    <w:bookmarkStart w:id="24" w:name="mobile_bar-product-a-cocktail-offered"/>
     <w:p>
       <w:pPr>
         <w:pStyle w:val="Heading3"/>
@@ -4953,8 +5378,8 @@
         <w:t xml:space="preserve">}</w:t>
       </w:r>
     </w:p>
-    <w:bookmarkEnd w:id="23"/>
-    <w:bookmarkStart w:id="24" w:name="Xfcbf02f929d777efbe1016742136c10faf83ff3"/>
+    <w:bookmarkEnd w:id="24"/>
+    <w:bookmarkStart w:id="25" w:name="Xfcbf02f929d777efbe1016742136c10faf83ff3"/>
     <w:p>
       <w:pPr>
         <w:pStyle w:val="Heading3"/>
@@ -5190,8 +5615,8 @@
         <w:t xml:space="preserve">}</w:t>
       </w:r>
     </w:p>
-    <w:bookmarkEnd w:id="24"/>
-    <w:bookmarkStart w:id="25" w:name="X0aa2a7e6e204b16adc0611edabfd462b235106b"/>
+    <w:bookmarkEnd w:id="25"/>
+    <w:bookmarkStart w:id="26" w:name="X0aa2a7e6e204b16adc0611edabfd462b235106b"/>
     <w:p>
       <w:pPr>
         <w:pStyle w:val="Heading3"/>
@@ -5400,8 +5825,8 @@
         <w:t xml:space="preserve">}</w:t>
       </w:r>
     </w:p>
-    <w:bookmarkEnd w:id="25"/>
-    <w:bookmarkStart w:id="26" w:name="X539bd183d7b762f898c969934b42d3ec003f7f8"/>
+    <w:bookmarkEnd w:id="26"/>
+    <w:bookmarkStart w:id="27" w:name="X539bd183d7b762f898c969934b42d3ec003f7f8"/>
     <w:p>
       <w:pPr>
         <w:pStyle w:val="Heading3"/>
@@ -5608,9 +6033,9 @@
         </w:pict>
       </w:r>
     </w:p>
-    <w:bookmarkEnd w:id="26"/>
     <w:bookmarkEnd w:id="27"/>
-    <w:bookmarkStart w:id="32" w:name="couple-side-product-search-filter-ux"/>
+    <w:bookmarkEnd w:id="28"/>
+    <w:bookmarkStart w:id="33" w:name="couple-side-product-search-filter-ux"/>
     <w:p>
       <w:pPr>
         <w:pStyle w:val="Heading2"/>
@@ -5619,7 +6044,7 @@
         <w:t xml:space="preserve">Couple-side product search &amp; filter UX</w:t>
       </w:r>
     </w:p>
-    <w:bookmarkStart w:id="28" w:name="two-level-search"/>
+    <w:bookmarkStart w:id="29" w:name="two-level-search"/>
     <w:p>
       <w:pPr>
         <w:pStyle w:val="Heading3"/>
@@ -5638,7 +6063,7 @@
       <w:r>
         <w:t xml:space="preserve"> </w:t>
       </w:r>
-      <w:hyperlink r:id="rId11">
+      <w:hyperlink r:id="rId12">
         <w:r>
           <w:rPr>
             <w:rStyle w:val="Hyperlink"/>
@@ -5773,8 +6198,8 @@
         <w:t xml:space="preserve">“Coffee booths with oat milk that serve Spanish Latte”</w:t>
       </w:r>
     </w:p>
-    <w:bookmarkEnd w:id="28"/>
-    <w:bookmarkStart w:id="29" w:name="product-name-fuzzy-search"/>
+    <w:bookmarkEnd w:id="29"/>
+    <w:bookmarkStart w:id="30" w:name="product-name-fuzzy-search"/>
     <w:p>
       <w:pPr>
         <w:pStyle w:val="Heading3"/>
@@ -5845,8 +6270,8 @@
         <w:t xml:space="preserve">→ Mermaid Gown, Mermaid Sheath, etc.</w:t>
       </w:r>
     </w:p>
-    <w:bookmarkEnd w:id="29"/>
-    <w:bookmarkStart w:id="30" w:name="dietary-tag-filtering-at-product-level"/>
+    <w:bookmarkEnd w:id="30"/>
+    <w:bookmarkStart w:id="31" w:name="dietary-tag-filtering-at-product-level"/>
     <w:p>
       <w:pPr>
         <w:pStyle w:val="Heading3"/>
@@ -5937,8 +6362,8 @@
         <w:t xml:space="preserve">attribute.</w:t>
       </w:r>
     </w:p>
-    <w:bookmarkEnd w:id="30"/>
-    <w:bookmarkStart w:id="31" w:name="X3992be24f13a4e551db5be214feabefcda194de"/>
+    <w:bookmarkEnd w:id="31"/>
+    <w:bookmarkStart w:id="32" w:name="X3992be24f13a4e551db5be214feabefcda194de"/>
     <w:p>
       <w:pPr>
         <w:pStyle w:val="Heading3"/>
@@ -6079,9 +6504,9 @@
         </w:pict>
       </w:r>
     </w:p>
-    <w:bookmarkEnd w:id="31"/>
     <w:bookmarkEnd w:id="32"/>
-    <w:bookmarkStart w:id="33" w:name="cart-integration-0034_payments_and_cart"/>
+    <w:bookmarkEnd w:id="33"/>
+    <w:bookmarkStart w:id="34" w:name="cart-integration-0034_payments_and_cart"/>
     <w:p>
       <w:pPr>
         <w:pStyle w:val="Heading2"/>
@@ -6089,7 +6514,7 @@
       <w:r>
         <w:t xml:space="preserve">Cart integration (</w:t>
       </w:r>
-      <w:hyperlink r:id="rId10">
+      <w:hyperlink r:id="rId11">
         <w:r>
           <w:rPr>
             <w:rStyle w:val="Hyperlink"/>
@@ -6282,7 +6707,7 @@
       <w:r>
         <w:t xml:space="preserve"> </w:t>
       </w:r>
-      <w:hyperlink r:id="rId10">
+      <w:hyperlink r:id="rId11">
         <w:r>
           <w:rPr>
             <w:rStyle w:val="Hyperlink"/>
@@ -6575,8 +7000,8 @@
         </w:pict>
       </w:r>
     </w:p>
-    <w:bookmarkEnd w:id="33"/>
-    <w:bookmarkStart w:id="38" w:name="X5a0b69306e904660e4658c4adbe99b2bfb95ef7"/>
+    <w:bookmarkEnd w:id="34"/>
+    <w:bookmarkStart w:id="39" w:name="X5a0b69306e904660e4658c4adbe99b2bfb95ef7"/>
     <w:p>
       <w:pPr>
         <w:pStyle w:val="Heading2"/>
@@ -6584,7 +7009,7 @@
       <w:r>
         <w:t xml:space="preserve">Vendor catalog management UX (</w:t>
       </w:r>
-      <w:hyperlink r:id="rId9">
+      <w:hyperlink r:id="rId10">
         <w:r>
           <w:rPr>
             <w:rStyle w:val="Hyperlink"/>
@@ -6596,7 +7021,7 @@
         <w:t xml:space="preserve">)</w:t>
       </w:r>
     </w:p>
-    <w:bookmarkStart w:id="34" w:name="catalog-editor"/>
+    <w:bookmarkStart w:id="35" w:name="catalog-editor"/>
     <w:p>
       <w:pPr>
         <w:pStyle w:val="Heading3"/>
@@ -6745,8 +7170,8 @@
         <w:t xml:space="preserve">Search within catalog by product name</w:t>
       </w:r>
     </w:p>
-    <w:bookmarkEnd w:id="34"/>
-    <w:bookmarkStart w:id="36" w:name="quick-add-patterns"/>
+    <w:bookmarkEnd w:id="35"/>
+    <w:bookmarkStart w:id="37" w:name="quick-add-patterns"/>
     <w:p>
       <w:pPr>
         <w:pStyle w:val="Heading3"/>
@@ -6879,7 +7304,7 @@
       <w:r>
         <w:t xml:space="preserve"> </w:t>
       </w:r>
-      <w:hyperlink r:id="rId35">
+      <w:hyperlink r:id="rId36">
         <w:r>
           <w:rPr>
             <w:rStyle w:val="Hyperlink"/>
@@ -6894,8 +7319,8 @@
         <w:t xml:space="preserve">stack), vendor confirms</w:t>
       </w:r>
     </w:p>
-    <w:bookmarkEnd w:id="36"/>
-    <w:bookmarkStart w:id="37" w:name="mobile-first-catalog-management"/>
+    <w:bookmarkEnd w:id="37"/>
+    <w:bookmarkStart w:id="38" w:name="mobile-first-catalog-management"/>
     <w:p>
       <w:pPr>
         <w:pStyle w:val="Heading3"/>
@@ -6914,7 +7339,7 @@
       <w:r>
         <w:t xml:space="preserve"> </w:t>
       </w:r>
-      <w:hyperlink r:id="rId9">
+      <w:hyperlink r:id="rId10">
         <w:r>
           <w:rPr>
             <w:rStyle w:val="Hyperlink"/>
@@ -6957,9 +7382,9 @@
         </w:pict>
       </w:r>
     </w:p>
-    <w:bookmarkEnd w:id="37"/>
     <w:bookmarkEnd w:id="38"/>
-    <w:bookmarkStart w:id="42" w:name="X7a7e80da9cd181edc83383db508cea8fa1436e8"/>
+    <w:bookmarkEnd w:id="39"/>
+    <w:bookmarkStart w:id="43" w:name="X7a7e80da9cd181edc83383db508cea8fa1436e8"/>
     <w:p>
       <w:pPr>
         <w:pStyle w:val="Heading2"/>
@@ -7085,7 +7510,7 @@
             <w:r>
               <w:t xml:space="preserve">(</w:t>
             </w:r>
-            <w:hyperlink r:id="rId39">
+            <w:hyperlink r:id="rId40">
               <w:r>
                 <w:rPr>
                   <w:rStyle w:val="Hyperlink"/>
@@ -7150,7 +7575,7 @@
             <w:r>
               <w:t xml:space="preserve">(</w:t>
             </w:r>
-            <w:hyperlink r:id="rId40">
+            <w:hyperlink r:id="rId41">
               <w:r>
                 <w:rPr>
                   <w:rStyle w:val="Hyperlink"/>
@@ -7251,7 +7676,7 @@
             <w:r>
               <w:t xml:space="preserve">(</w:t>
             </w:r>
-            <w:hyperlink r:id="rId41">
+            <w:hyperlink r:id="rId42">
               <w:r>
                 <w:rPr>
                   <w:rStyle w:val="Hyperlink"/>
@@ -7306,8 +7731,8 @@
         </w:pict>
       </w:r>
     </w:p>
-    <w:bookmarkEnd w:id="42"/>
-    <w:bookmarkStart w:id="44" w:name="seo-at-product-level"/>
+    <w:bookmarkEnd w:id="43"/>
+    <w:bookmarkStart w:id="45" w:name="seo-at-product-level"/>
     <w:p>
       <w:pPr>
         <w:pStyle w:val="Heading2"/>
@@ -7398,7 +7823,7 @@
       <w:r>
         <w:t xml:space="preserve"> </w:t>
       </w:r>
-      <w:hyperlink r:id="rId43">
+      <w:hyperlink r:id="rId44">
         <w:r>
           <w:rPr>
             <w:rStyle w:val="Hyperlink"/>
@@ -7453,8 +7878,8 @@
         </w:pict>
       </w:r>
     </w:p>
-    <w:bookmarkEnd w:id="44"/>
-    <w:bookmarkStart w:id="46" w:name="quality-control"/>
+    <w:bookmarkEnd w:id="45"/>
+    <w:bookmarkStart w:id="47" w:name="quality-control"/>
     <w:p>
       <w:pPr>
         <w:pStyle w:val="Heading2"/>
@@ -7531,7 +7956,7 @@
       <w:r>
         <w:t xml:space="preserve"> </w:t>
       </w:r>
-      <w:hyperlink r:id="rId35">
+      <w:hyperlink r:id="rId36">
         <w:r>
           <w:rPr>
             <w:rStyle w:val="Hyperlink"/>
@@ -7588,7 +8013,7 @@
       <w:r>
         <w:t xml:space="preserve">); admin queue (</w:t>
       </w:r>
-      <w:hyperlink r:id="rId45">
+      <w:hyperlink r:id="rId46">
         <w:r>
           <w:rPr>
             <w:rStyle w:val="Hyperlink"/>
@@ -7647,8 +8072,8 @@
         </w:pict>
       </w:r>
     </w:p>
-    <w:bookmarkEnd w:id="46"/>
-    <w:bookmarkStart w:id="47" w:name="edge-cases"/>
+    <w:bookmarkEnd w:id="47"/>
+    <w:bookmarkStart w:id="48" w:name="edge-cases"/>
     <w:p>
       <w:pPr>
         <w:pStyle w:val="Heading2"/>
@@ -8012,8 +8437,8 @@
         </w:pict>
       </w:r>
     </w:p>
-    <w:bookmarkEnd w:id="47"/>
-    <w:bookmarkStart w:id="50" w:name="open-questions"/>
+    <w:bookmarkEnd w:id="48"/>
+    <w:bookmarkStart w:id="51" w:name="open-questions"/>
     <w:p>
       <w:pPr>
         <w:pStyle w:val="Heading2"/>
@@ -8145,7 +8570,7 @@
       <w:r>
         <w:t xml:space="preserve">Need a published CSV schema for each canonical_service with products. Recommend Excel/Google Sheets templates published in vendor docs (</w:t>
       </w:r>
-      <w:hyperlink r:id="rId48">
+      <w:hyperlink r:id="rId49">
         <w:r>
           <w:rPr>
             <w:rStyle w:val="Hyperlink"/>
@@ -8181,7 +8606,7 @@
       <w:r>
         <w:t xml:space="preserve"> </w:t>
       </w:r>
-      <w:hyperlink r:id="rId49">
+      <w:hyperlink r:id="rId50">
         <w:r>
           <w:rPr>
             <w:rStyle w:val="Hyperlink"/>
@@ -8200,8 +8625,8 @@
         </w:pict>
       </w:r>
     </w:p>
-    <w:bookmarkEnd w:id="50"/>
-    <w:bookmarkStart w:id="51" w:name="phasing"/>
+    <w:bookmarkEnd w:id="51"/>
+    <w:bookmarkStart w:id="52" w:name="phasing"/>
     <w:p>
       <w:pPr>
         <w:pStyle w:val="Heading2"/>
@@ -8397,8 +8822,8 @@
         </w:pict>
       </w:r>
     </w:p>
-    <w:bookmarkEnd w:id="51"/>
-    <w:bookmarkStart w:id="53" w:name="cross-references"/>
+    <w:bookmarkEnd w:id="52"/>
+    <w:bookmarkStart w:id="54" w:name="cross-references"/>
     <w:p>
       <w:pPr>
         <w:pStyle w:val="Heading2"/>
@@ -8421,7 +8846,7 @@
       <w:r>
         <w:t xml:space="preserve"> </w:t>
       </w:r>
-      <w:hyperlink r:id="rId12">
+      <w:hyperlink r:id="rId13">
         <w:r>
           <w:rPr>
             <w:rStyle w:val="Hyperlink"/>
@@ -8438,7 +8863,7 @@
       <w:r>
         <w:t xml:space="preserve"> </w:t>
       </w:r>
-      <w:hyperlink r:id="rId9">
+      <w:hyperlink r:id="rId10">
         <w:r>
           <w:rPr>
             <w:rStyle w:val="Hyperlink"/>
@@ -8455,7 +8880,7 @@
       <w:r>
         <w:t xml:space="preserve"> </w:t>
       </w:r>
-      <w:hyperlink r:id="rId10">
+      <w:hyperlink r:id="rId11">
         <w:r>
           <w:rPr>
             <w:rStyle w:val="Hyperlink"/>
@@ -8472,7 +8897,7 @@
       <w:r>
         <w:t xml:space="preserve"> </w:t>
       </w:r>
-      <w:hyperlink r:id="rId11">
+      <w:hyperlink r:id="rId12">
         <w:r>
           <w:rPr>
             <w:rStyle w:val="Hyperlink"/>
@@ -8489,7 +8914,7 @@
       <w:r>
         <w:t xml:space="preserve"> </w:t>
       </w:r>
-      <w:hyperlink r:id="rId49">
+      <w:hyperlink r:id="rId50">
         <w:r>
           <w:rPr>
             <w:rStyle w:val="Hyperlink"/>
@@ -8545,7 +8970,7 @@
       <w:r>
         <w:t xml:space="preserve"> </w:t>
       </w:r>
-      <w:hyperlink r:id="rId43">
+      <w:hyperlink r:id="rId44">
         <w:r>
           <w:rPr>
             <w:rStyle w:val="Hyperlink"/>
@@ -8562,7 +8987,7 @@
       <w:r>
         <w:t xml:space="preserve"> </w:t>
       </w:r>
-      <w:hyperlink r:id="rId52">
+      <w:hyperlink r:id="rId53">
         <w:r>
           <w:rPr>
             <w:rStyle w:val="Hyperlink"/>
@@ -8579,7 +9004,7 @@
       <w:r>
         <w:t xml:space="preserve"> </w:t>
       </w:r>
-      <w:hyperlink r:id="rId10">
+      <w:hyperlink r:id="rId11">
         <w:r>
           <w:rPr>
             <w:rStyle w:val="Hyperlink"/>
@@ -8601,8 +9026,8 @@
         </w:pict>
       </w:r>
     </w:p>
-    <w:bookmarkEnd w:id="53"/>
-    <w:bookmarkStart w:id="54" w:name="decision-log"/>
+    <w:bookmarkEnd w:id="54"/>
+    <w:bookmarkStart w:id="55" w:name="decision-log"/>
     <w:p>
       <w:pPr>
         <w:pStyle w:val="Heading2"/>
@@ -8645,8 +9070,8 @@
         <w:t xml:space="preserve">pattern. SEO at product-level URLs doubles SEO surface area vs WedMeGood. Faith-incompatible products (alcohol-in-recipe desserts for INC couples) flagged at product level even when vendor is attribute-compatible.</w:t>
       </w:r>
     </w:p>
-    <w:bookmarkEnd w:id="54"/>
     <w:bookmarkEnd w:id="55"/>
+    <w:bookmarkEnd w:id="56"/>
     <w:sectPr>
       <w:footnotePr>
         <w:numRestart w:val="eachSect"/>
